--- a/tests/fixtures/sample_full.docx
+++ b/tests/fixtures/sample_full.docx
@@ -1128,8 +1128,16 @@
         <w:pStyle w:val="aff9"/>
       </w:pPr>
       <w:r>
-        <w:t>Lakatos, I. (1976). Proofs and refutations. Cambridge University Press.</w:t>
-      </w:r>
+        <w:t xml:space="preserve">Lakatos, I. (1976). Proofs and refutations. Cambridge University Press. </w:t>
+      </w:r>
+      <w:hyperlink r:id="rId905">
+        <w:r>
+          <w:rPr>
+            <w:u w:val="single"/>
+          </w:rPr>
+          <w:t>https://doi.org/10.1017/CBO9781139171472</w:t>
+        </w:r>
+      </w:hyperlink>
     </w:p>
     <w:p>
       <w:pPr>
